--- a/Etapa Construcción - Iteración 1/Diseño/EspecificacionCU20 - Kairos - NexTech.docx
+++ b/Etapa Construcción - Iteración 1/Diseño/EspecificacionCU20 - Kairos - NexTech.docx
@@ -1065,12 +1065,12 @@
             <wp:extent cx="1200150" cy="1200150"/>
             <wp:effectExtent b="0" l="0" r="0" t="0"/>
             <wp:wrapSquare wrapText="bothSides" distB="0" distT="0" distL="114300" distR="114300"/>
-            <wp:docPr descr="psi-negro.png" id="69" name="image2.png"/>
+            <wp:docPr descr="psi-negro.png" id="69" name="image1.png"/>
             <a:graphic>
               <a:graphicData uri="http://schemas.openxmlformats.org/drawingml/2006/picture">
                 <pic:pic>
                   <pic:nvPicPr>
-                    <pic:cNvPr descr="psi-negro.png" id="0" name="image2.png"/>
+                    <pic:cNvPr descr="psi-negro.png" id="0" name="image1.png"/>
                     <pic:cNvPicPr preferRelativeResize="0"/>
                   </pic:nvPicPr>
                   <pic:blipFill>
@@ -1120,12 +1120,12 @@
             <wp:extent cx="1304925" cy="2019300"/>
             <wp:effectExtent b="0" l="0" r="0" t="0"/>
             <wp:wrapSquare wrapText="bothSides" distB="0" distT="0" distL="114300" distR="114300"/>
-            <wp:docPr descr="UNPA.JPG" id="70" name="image6.jpg"/>
+            <wp:docPr descr="UNPA.JPG" id="70" name="image4.jpg"/>
             <a:graphic>
               <a:graphicData uri="http://schemas.openxmlformats.org/drawingml/2006/picture">
                 <pic:pic>
                   <pic:nvPicPr>
-                    <pic:cNvPr descr="UNPA.JPG" id="0" name="image6.jpg"/>
+                    <pic:cNvPr descr="UNPA.JPG" id="0" name="image4.jpg"/>
                     <pic:cNvPicPr preferRelativeResize="0"/>
                   </pic:nvPicPr>
                   <pic:blipFill>
@@ -1257,7 +1257,7 @@
     </w:p>
     <w:sdt>
       <w:sdtPr>
-        <w:id w:val="2012381823"/>
+        <w:id w:val="597236358"/>
         <w:docPartObj>
           <w:docPartGallery w:val="Table of Contents"/>
           <w:docPartUnique w:val="1"/>
@@ -1845,7 +1845,7 @@
     <w:sdt>
       <w:sdtPr>
         <w:lock w:val="contentLocked"/>
-        <w:id w:val="1087484285"/>
+        <w:id w:val="2106315793"/>
         <w:tag w:val="goog_rdk_0"/>
       </w:sdtPr>
       <w:sdtContent>
@@ -3662,12 +3662,12 @@
           <wp:inline distB="114300" distT="114300" distL="114300" distR="114300">
             <wp:extent cx="5399730" cy="3594100"/>
             <wp:effectExtent b="0" l="0" r="0" t="0"/>
-            <wp:docPr id="66" name="image5.png"/>
+            <wp:docPr id="66" name="image3.png"/>
             <a:graphic>
               <a:graphicData uri="http://schemas.openxmlformats.org/drawingml/2006/picture">
                 <pic:pic>
                   <pic:nvPicPr>
-                    <pic:cNvPr id="0" name="image5.png"/>
+                    <pic:cNvPr id="0" name="image3.png"/>
                     <pic:cNvPicPr preferRelativeResize="0"/>
                   </pic:nvPicPr>
                   <pic:blipFill>
@@ -4254,12 +4254,12 @@
               <wp:extent cx="7549515" cy="815340"/>
               <wp:effectExtent b="0" l="0" r="0" t="0"/>
               <wp:wrapNone/>
-              <wp:docPr id="54" name="image1.png"/>
+              <wp:docPr id="54" name="image5.png"/>
               <a:graphic>
                 <a:graphicData uri="http://schemas.openxmlformats.org/drawingml/2006/picture">
                   <pic:pic>
                     <pic:nvPicPr>
-                      <pic:cNvPr id="0" name="image1.png"/>
+                      <pic:cNvPr id="0" name="image5.png"/>
                       <pic:cNvPicPr preferRelativeResize="0"/>
                     </pic:nvPicPr>
                     <pic:blipFill>
@@ -4682,12 +4682,12 @@
               <wp:extent cx="116205" cy="837565"/>
               <wp:effectExtent b="0" l="0" r="0" t="0"/>
               <wp:wrapNone/>
-              <wp:docPr id="55" name="image4.png"/>
+              <wp:docPr id="55" name="image6.png"/>
               <a:graphic>
                 <a:graphicData uri="http://schemas.openxmlformats.org/drawingml/2006/picture">
                   <pic:pic>
                     <pic:nvPicPr>
-                      <pic:cNvPr id="0" name="image4.png"/>
+                      <pic:cNvPr id="0" name="image6.png"/>
                       <pic:cNvPicPr preferRelativeResize="0"/>
                     </pic:nvPicPr>
                     <pic:blipFill>
@@ -5030,12 +5030,12 @@
           <wp:extent cx="669290" cy="669290"/>
           <wp:effectExtent b="0" l="0" r="0" t="0"/>
           <wp:wrapSquare wrapText="bothSides" distB="0" distT="0" distL="114300" distR="114300"/>
-          <wp:docPr descr="psi-negro.png" id="67" name="image2.png"/>
+          <wp:docPr descr="psi-negro.png" id="67" name="image1.png"/>
           <a:graphic>
             <a:graphicData uri="http://schemas.openxmlformats.org/drawingml/2006/picture">
               <pic:pic>
                 <pic:nvPicPr>
-                  <pic:cNvPr descr="psi-negro.png" id="0" name="image2.png"/>
+                  <pic:cNvPr descr="psi-negro.png" id="0" name="image1.png"/>
                   <pic:cNvPicPr preferRelativeResize="0"/>
                 </pic:nvPicPr>
                 <pic:blipFill>
@@ -5075,12 +5075,12 @@
           <wp:extent cx="425450" cy="666750"/>
           <wp:effectExtent b="0" l="0" r="0" t="0"/>
           <wp:wrapSquare wrapText="bothSides" distB="0" distT="0" distL="114300" distR="114300"/>
-          <wp:docPr descr="UNPA.JPG" id="68" name="image3.jpg"/>
+          <wp:docPr descr="UNPA.JPG" id="68" name="image2.jpg"/>
           <a:graphic>
             <a:graphicData uri="http://schemas.openxmlformats.org/drawingml/2006/picture">
               <pic:pic>
                 <pic:nvPicPr>
-                  <pic:cNvPr descr="UNPA.JPG" id="0" name="image3.jpg"/>
+                  <pic:cNvPr descr="UNPA.JPG" id="0" name="image2.jpg"/>
                   <pic:cNvPicPr preferRelativeResize="0"/>
                 </pic:nvPicPr>
                 <pic:blipFill>

--- a/Etapa Construcción - Iteración 1/Diseño/EspecificacionCU20 - Kairos - NexTech.docx
+++ b/Etapa Construcción - Iteración 1/Diseño/EspecificacionCU20 - Kairos - NexTech.docx
@@ -107,7 +107,9 @@
         <w:rPr>
           <w:rFonts w:ascii="Cambria" w:cs="Cambria" w:eastAsia="Cambria" w:hAnsi="Cambria"/>
           <w:b w:val="0"/>
+          <w:bCs w:val="0"/>
           <w:i w:val="0"/>
+          <w:iCs w:val="0"/>
           <w:smallCaps w:val="0"/>
           <w:strike w:val="0"/>
           <w:color w:val="000000"/>
@@ -144,7 +146,9 @@
         <w:rPr>
           <w:rFonts w:ascii="Cambria" w:cs="Cambria" w:eastAsia="Cambria" w:hAnsi="Cambria"/>
           <w:b w:val="0"/>
+          <w:bCs w:val="0"/>
           <w:i w:val="0"/>
+          <w:iCs w:val="0"/>
           <w:smallCaps w:val="0"/>
           <w:strike w:val="0"/>
           <w:color w:val="000000"/>
@@ -181,7 +185,9 @@
         <w:rPr>
           <w:rFonts w:ascii="Cambria" w:cs="Cambria" w:eastAsia="Cambria" w:hAnsi="Cambria"/>
           <w:b w:val="0"/>
+          <w:bCs w:val="0"/>
           <w:i w:val="0"/>
+          <w:iCs w:val="0"/>
           <w:smallCaps w:val="0"/>
           <w:strike w:val="0"/>
           <w:color w:val="000000"/>
@@ -196,7 +202,9 @@
         <w:rPr>
           <w:rFonts w:ascii="Calibri" w:cs="Calibri" w:eastAsia="Calibri" w:hAnsi="Calibri"/>
           <w:b w:val="0"/>
+          <w:bCs w:val="0"/>
           <w:i w:val="0"/>
+          <w:iCs w:val="0"/>
           <w:smallCaps w:val="0"/>
           <w:strike w:val="0"/>
           <w:color w:val="000000"/>
@@ -281,12 +289,12 @@
                 <wp:extent cx="7965440" cy="836295"/>
                 <wp:effectExtent b="0" l="0" r="0" t="0"/>
                 <wp:wrapNone/>
-                <wp:docPr id="62" name="image13.png"/>
+                <wp:docPr id="62" name="image14.png"/>
                 <a:graphic>
                   <a:graphicData uri="http://schemas.openxmlformats.org/drawingml/2006/picture">
                     <pic:pic>
                       <pic:nvPicPr>
-                        <pic:cNvPr id="0" name="image13.png"/>
+                        <pic:cNvPr id="0" name="image14.png"/>
                         <pic:cNvPicPr preferRelativeResize="0"/>
                       </pic:nvPicPr>
                       <pic:blipFill>
@@ -316,7 +324,9 @@
         <w:rPr>
           <w:rFonts w:ascii="Calibri" w:cs="Calibri" w:eastAsia="Calibri" w:hAnsi="Calibri"/>
           <w:b w:val="0"/>
+          <w:bCs w:val="0"/>
           <w:i w:val="0"/>
+          <w:iCs w:val="0"/>
           <w:smallCaps w:val="0"/>
           <w:strike w:val="0"/>
           <w:color w:val="000000"/>
@@ -401,12 +411,12 @@
                 <wp:extent cx="128905" cy="11253470"/>
                 <wp:effectExtent b="0" l="0" r="0" t="0"/>
                 <wp:wrapNone/>
-                <wp:docPr id="60" name="image11.png"/>
+                <wp:docPr id="60" name="image12.png"/>
                 <a:graphic>
                   <a:graphicData uri="http://schemas.openxmlformats.org/drawingml/2006/picture">
                     <pic:pic>
                       <pic:nvPicPr>
-                        <pic:cNvPr id="0" name="image11.png"/>
+                        <pic:cNvPr id="0" name="image12.png"/>
                         <pic:cNvPicPr preferRelativeResize="0"/>
                       </pic:nvPicPr>
                       <pic:blipFill>
@@ -436,7 +446,9 @@
         <w:rPr>
           <w:rFonts w:ascii="Calibri" w:cs="Calibri" w:eastAsia="Calibri" w:hAnsi="Calibri"/>
           <w:b w:val="0"/>
+          <w:bCs w:val="0"/>
           <w:i w:val="0"/>
+          <w:iCs w:val="0"/>
           <w:smallCaps w:val="0"/>
           <w:strike w:val="0"/>
           <w:color w:val="000000"/>
@@ -521,12 +533,12 @@
                 <wp:extent cx="128905" cy="11253470"/>
                 <wp:effectExtent b="0" l="0" r="0" t="0"/>
                 <wp:wrapNone/>
-                <wp:docPr id="64" name="image15.png"/>
+                <wp:docPr id="64" name="image16.png"/>
                 <a:graphic>
                   <a:graphicData uri="http://schemas.openxmlformats.org/drawingml/2006/picture">
                     <pic:pic>
                       <pic:nvPicPr>
-                        <pic:cNvPr id="0" name="image15.png"/>
+                        <pic:cNvPr id="0" name="image16.png"/>
                         <pic:cNvPicPr preferRelativeResize="0"/>
                       </pic:nvPicPr>
                       <pic:blipFill>
@@ -556,7 +568,9 @@
         <w:rPr>
           <w:rFonts w:ascii="Calibri" w:cs="Calibri" w:eastAsia="Calibri" w:hAnsi="Calibri"/>
           <w:b w:val="0"/>
+          <w:bCs w:val="0"/>
           <w:i w:val="0"/>
+          <w:iCs w:val="0"/>
           <w:smallCaps w:val="0"/>
           <w:strike w:val="0"/>
           <w:color w:val="000000"/>
@@ -641,12 +655,12 @@
                 <wp:extent cx="7965440" cy="836295"/>
                 <wp:effectExtent b="0" l="0" r="0" t="0"/>
                 <wp:wrapNone/>
-                <wp:docPr id="63" name="image14.png"/>
+                <wp:docPr id="63" name="image15.png"/>
                 <a:graphic>
                   <a:graphicData uri="http://schemas.openxmlformats.org/drawingml/2006/picture">
                     <pic:pic>
                       <pic:nvPicPr>
-                        <pic:cNvPr id="0" name="image14.png"/>
+                        <pic:cNvPr id="0" name="image15.png"/>
                         <pic:cNvPicPr preferRelativeResize="0"/>
                       </pic:nvPicPr>
                       <pic:blipFill>
@@ -698,7 +712,9 @@
         <w:rPr>
           <w:rFonts w:ascii="Cambria" w:cs="Cambria" w:eastAsia="Cambria" w:hAnsi="Cambria"/>
           <w:b w:val="0"/>
+          <w:bCs w:val="0"/>
           <w:i w:val="0"/>
+          <w:iCs w:val="0"/>
           <w:smallCaps w:val="0"/>
           <w:strike w:val="0"/>
           <w:color w:val="000000"/>
@@ -744,7 +760,9 @@
         <w:rPr>
           <w:rFonts w:ascii="Cambria" w:cs="Cambria" w:eastAsia="Cambria" w:hAnsi="Cambria"/>
           <w:b w:val="0"/>
+          <w:bCs w:val="0"/>
           <w:i w:val="0"/>
+          <w:iCs w:val="0"/>
           <w:smallCaps w:val="0"/>
           <w:strike w:val="0"/>
           <w:color w:val="000000"/>
@@ -790,7 +808,9 @@
         <w:rPr>
           <w:rFonts w:ascii="Calibri" w:cs="Calibri" w:eastAsia="Calibri" w:hAnsi="Calibri"/>
           <w:b w:val="0"/>
+          <w:bCs w:val="0"/>
           <w:i w:val="0"/>
+          <w:iCs w:val="0"/>
           <w:smallCaps w:val="0"/>
           <w:strike w:val="0"/>
           <w:color w:val="000000"/>
@@ -827,7 +847,9 @@
         <w:rPr>
           <w:rFonts w:ascii="Calibri" w:cs="Calibri" w:eastAsia="Calibri" w:hAnsi="Calibri"/>
           <w:b w:val="0"/>
+          <w:bCs w:val="0"/>
           <w:i w:val="0"/>
+          <w:iCs w:val="0"/>
           <w:smallCaps w:val="0"/>
           <w:strike w:val="0"/>
           <w:color w:val="000000"/>
@@ -864,7 +886,9 @@
         <w:rPr>
           <w:rFonts w:ascii="Calibri" w:cs="Calibri" w:eastAsia="Calibri" w:hAnsi="Calibri"/>
           <w:b w:val="0"/>
+          <w:bCs w:val="0"/>
           <w:i w:val="0"/>
+          <w:iCs w:val="0"/>
           <w:smallCaps w:val="0"/>
           <w:strike w:val="0"/>
           <w:color w:val="000000"/>
@@ -901,7 +925,9 @@
         <w:rPr>
           <w:rFonts w:ascii="Calibri" w:cs="Calibri" w:eastAsia="Calibri" w:hAnsi="Calibri"/>
           <w:b w:val="0"/>
+          <w:bCs w:val="0"/>
           <w:i w:val="0"/>
+          <w:iCs w:val="0"/>
           <w:smallCaps w:val="0"/>
           <w:strike w:val="0"/>
           <w:color w:val="000000"/>
@@ -938,7 +964,9 @@
         <w:rPr>
           <w:rFonts w:ascii="Calibri" w:cs="Calibri" w:eastAsia="Calibri" w:hAnsi="Calibri"/>
           <w:b w:val="0"/>
+          <w:bCs w:val="0"/>
           <w:i w:val="0"/>
+          <w:iCs w:val="0"/>
           <w:smallCaps w:val="0"/>
           <w:strike w:val="0"/>
           <w:color w:val="000000"/>
@@ -959,7 +987,9 @@
         <w:rPr>
           <w:rFonts w:ascii="Calibri" w:cs="Calibri" w:eastAsia="Calibri" w:hAnsi="Calibri"/>
           <w:b w:val="0"/>
+          <w:bCs w:val="0"/>
           <w:i w:val="0"/>
+          <w:iCs w:val="0"/>
           <w:smallCaps w:val="0"/>
           <w:strike w:val="0"/>
           <w:color w:val="000000"/>
@@ -980,7 +1010,9 @@
         <w:rPr>
           <w:rFonts w:ascii="Calibri" w:cs="Calibri" w:eastAsia="Calibri" w:hAnsi="Calibri"/>
           <w:b w:val="0"/>
+          <w:bCs w:val="0"/>
           <w:i w:val="0"/>
+          <w:iCs w:val="0"/>
           <w:smallCaps w:val="0"/>
           <w:strike w:val="0"/>
           <w:color w:val="000000"/>
@@ -1037,7 +1069,9 @@
         <w:rPr>
           <w:rFonts w:ascii="Calibri" w:cs="Calibri" w:eastAsia="Calibri" w:hAnsi="Calibri"/>
           <w:b w:val="0"/>
+          <w:bCs w:val="0"/>
           <w:i w:val="1"/>
+          <w:iCs w:val="1"/>
           <w:smallCaps w:val="0"/>
           <w:strike w:val="0"/>
           <w:color w:val="548dd4"/>
@@ -1051,6 +1085,7 @@
       <w:r>
         <w:rPr>
           <w:i w:val="1"/>
+          <w:iCs w:val="1"/>
           <w:color w:val="548dd4"/>
         </w:rPr>
         <w:drawing>
@@ -1065,12 +1100,12 @@
             <wp:extent cx="1200150" cy="1200150"/>
             <wp:effectExtent b="0" l="0" r="0" t="0"/>
             <wp:wrapSquare wrapText="bothSides" distB="0" distT="0" distL="114300" distR="114300"/>
-            <wp:docPr descr="psi-negro.png" id="69" name="image1.png"/>
+            <wp:docPr descr="psi-negro.png" id="69" name="image3.png"/>
             <a:graphic>
               <a:graphicData uri="http://schemas.openxmlformats.org/drawingml/2006/picture">
                 <pic:pic>
                   <pic:nvPicPr>
-                    <pic:cNvPr descr="psi-negro.png" id="0" name="image1.png"/>
+                    <pic:cNvPr descr="psi-negro.png" id="0" name="image3.png"/>
                     <pic:cNvPicPr preferRelativeResize="0"/>
                   </pic:nvPicPr>
                   <pic:blipFill>
@@ -1098,7 +1133,9 @@
         <w:rPr>
           <w:rFonts w:ascii="Calibri" w:cs="Calibri" w:eastAsia="Calibri" w:hAnsi="Calibri"/>
           <w:b w:val="0"/>
+          <w:bCs w:val="0"/>
           <w:i w:val="1"/>
+          <w:iCs w:val="1"/>
           <w:smallCaps w:val="0"/>
           <w:strike w:val="0"/>
           <w:color w:val="548dd4"/>
@@ -1120,12 +1157,12 @@
             <wp:extent cx="1304925" cy="2019300"/>
             <wp:effectExtent b="0" l="0" r="0" t="0"/>
             <wp:wrapSquare wrapText="bothSides" distB="0" distT="0" distL="114300" distR="114300"/>
-            <wp:docPr descr="UNPA.JPG" id="70" name="image4.jpg"/>
+            <wp:docPr descr="UNPA.JPG" id="70" name="image2.jpg"/>
             <a:graphic>
               <a:graphicData uri="http://schemas.openxmlformats.org/drawingml/2006/picture">
                 <pic:pic>
                   <pic:nvPicPr>
-                    <pic:cNvPr descr="UNPA.JPG" id="0" name="image4.jpg"/>
+                    <pic:cNvPr descr="UNPA.JPG" id="0" name="image2.jpg"/>
                     <pic:cNvPicPr preferRelativeResize="0"/>
                   </pic:nvPicPr>
                   <pic:blipFill>
@@ -1181,7 +1218,9 @@
         <w:rPr>
           <w:rFonts w:ascii="Calibri" w:cs="Calibri" w:eastAsia="Calibri" w:hAnsi="Calibri"/>
           <w:b w:val="0"/>
+          <w:bCs w:val="0"/>
           <w:i w:val="1"/>
+          <w:iCs w:val="1"/>
           <w:smallCaps w:val="0"/>
           <w:strike w:val="0"/>
           <w:color w:val="000000"/>
@@ -1221,7 +1260,9 @@
         <w:rPr>
           <w:rFonts w:ascii="Cambria" w:cs="Cambria" w:eastAsia="Cambria" w:hAnsi="Cambria"/>
           <w:b w:val="1"/>
+          <w:bCs w:val="1"/>
           <w:i w:val="0"/>
+          <w:iCs w:val="0"/>
           <w:smallCaps w:val="0"/>
           <w:strike w:val="0"/>
           <w:color w:val="366091"/>
@@ -1236,7 +1277,9 @@
         <w:rPr>
           <w:rFonts w:ascii="Cambria" w:cs="Cambria" w:eastAsia="Cambria" w:hAnsi="Cambria"/>
           <w:b w:val="1"/>
+          <w:bCs w:val="1"/>
           <w:i w:val="0"/>
+          <w:iCs w:val="0"/>
           <w:smallCaps w:val="0"/>
           <w:strike w:val="0"/>
           <w:color w:val="366091"/>
@@ -1257,7 +1300,7 @@
     </w:p>
     <w:sdt>
       <w:sdtPr>
-        <w:id w:val="597236358"/>
+        <w:id w:val="1647041181"/>
         <w:docPartObj>
           <w:docPartGallery w:val="Table of Contents"/>
           <w:docPartUnique w:val="1"/>
@@ -1275,12 +1318,14 @@
             <w:rPr>
               <w:rFonts w:ascii="Arial" w:cs="Arial" w:eastAsia="Arial" w:hAnsi="Arial"/>
               <w:b w:val="1"/>
+              <w:bCs w:val="1"/>
               <w:i w:val="0"/>
+              <w:iCs w:val="0"/>
               <w:smallCaps w:val="0"/>
               <w:strike w:val="0"/>
               <w:color w:val="000000"/>
-              <w:sz w:val="22"/>
-              <w:szCs w:val="22"/>
+              <w:sz w:val="24"/>
+              <w:szCs w:val="24"/>
               <w:u w:val="none"/>
               <w:shd w:fill="auto" w:val="clear"/>
               <w:vertAlign w:val="baseline"/>
@@ -1291,12 +1336,14 @@
             <w:instrText xml:space="preserve"> TOC \h \u \z \t "Heading 1,1,Heading 2,2,Heading 3,3,Heading 4,4,Heading 5,5,Heading 6,6,"</w:instrText>
             <w:fldChar w:fldCharType="separate"/>
           </w:r>
-          <w:hyperlink w:anchor="_heading=h.ncnjke955axu">
+          <w:hyperlink w:anchor="_heading=h.gg31clqu5kzb">
             <w:r>
               <w:rPr>
-                <w:rFonts w:ascii="Cambria" w:cs="Cambria" w:eastAsia="Cambria" w:hAnsi="Cambria"/>
+                <w:rFonts w:ascii="Arial" w:cs="Arial" w:eastAsia="Arial" w:hAnsi="Arial"/>
                 <w:b w:val="1"/>
+                <w:bCs w:val="1"/>
                 <w:i w:val="0"/>
+                <w:iCs w:val="0"/>
                 <w:smallCaps w:val="0"/>
                 <w:strike w:val="0"/>
                 <w:color w:val="000000"/>
@@ -1307,7 +1354,7 @@
                 <w:vertAlign w:val="baseline"/>
                 <w:rtl w:val="0"/>
               </w:rPr>
-              <w:t xml:space="preserve">Especificación del CU20: Registrar tiempo por cronómetro</w:t>
+              <w:t xml:space="preserve">Diagrama de Casos de Uso</w:t>
               <w:tab/>
               <w:t xml:space="preserve">3</w:t>
             </w:r>
@@ -1329,7 +1376,62 @@
             <w:rPr>
               <w:rFonts w:ascii="Arial" w:cs="Arial" w:eastAsia="Arial" w:hAnsi="Arial"/>
               <w:b w:val="1"/>
+              <w:bCs w:val="1"/>
               <w:i w:val="0"/>
+              <w:iCs w:val="0"/>
+              <w:smallCaps w:val="0"/>
+              <w:strike w:val="0"/>
+              <w:color w:val="000000"/>
+              <w:sz w:val="22"/>
+              <w:szCs w:val="22"/>
+              <w:u w:val="none"/>
+              <w:shd w:fill="auto" w:val="clear"/>
+              <w:vertAlign w:val="baseline"/>
+            </w:rPr>
+          </w:pPr>
+          <w:hyperlink w:anchor="_heading=h.ncnjke955axu">
+            <w:r>
+              <w:rPr>
+                <w:rFonts w:ascii="Arial" w:cs="Arial" w:eastAsia="Arial" w:hAnsi="Arial"/>
+                <w:b w:val="1"/>
+                <w:bCs w:val="1"/>
+                <w:i w:val="0"/>
+                <w:iCs w:val="0"/>
+                <w:smallCaps w:val="0"/>
+                <w:strike w:val="0"/>
+                <w:color w:val="000000"/>
+                <w:sz w:val="24"/>
+                <w:szCs w:val="24"/>
+                <w:u w:val="none"/>
+                <w:shd w:fill="auto" w:val="clear"/>
+                <w:vertAlign w:val="baseline"/>
+                <w:rtl w:val="0"/>
+              </w:rPr>
+              <w:t xml:space="preserve">Especificación del CU20: Registrar tiempo por cronómetro</w:t>
+              <w:tab/>
+              <w:t xml:space="preserve">4</w:t>
+            </w:r>
+          </w:hyperlink>
+          <w:r>
+            <w:rPr>
+              <w:rtl w:val="0"/>
+            </w:rPr>
+          </w:r>
+        </w:p>
+        <w:p>
+          <w:pPr>
+            <w:widowControl w:val="0"/>
+            <w:tabs>
+              <w:tab w:val="right" w:leader="dot" w:pos="12000"/>
+            </w:tabs>
+            <w:spacing w:before="60" w:line="240" w:lineRule="auto"/>
+            <w:ind w:left="0"/>
+            <w:rPr>
+              <w:rFonts w:ascii="Arial" w:cs="Arial" w:eastAsia="Arial" w:hAnsi="Arial"/>
+              <w:b w:val="1"/>
+              <w:bCs w:val="1"/>
+              <w:i w:val="0"/>
+              <w:iCs w:val="0"/>
               <w:smallCaps w:val="0"/>
               <w:strike w:val="0"/>
               <w:color w:val="000000"/>
@@ -1343,9 +1445,11 @@
           <w:hyperlink w:anchor="_heading=h.8606iud146lw">
             <w:r>
               <w:rPr>
-                <w:rFonts w:ascii="Cambria" w:cs="Cambria" w:eastAsia="Cambria" w:hAnsi="Cambria"/>
+                <w:rFonts w:ascii="Arial" w:cs="Arial" w:eastAsia="Arial" w:hAnsi="Arial"/>
                 <w:b w:val="1"/>
+                <w:bCs w:val="1"/>
                 <w:i w:val="0"/>
+                <w:iCs w:val="0"/>
                 <w:smallCaps w:val="0"/>
                 <w:strike w:val="0"/>
                 <w:color w:val="000000"/>
@@ -1358,7 +1462,7 @@
               </w:rPr>
               <w:t xml:space="preserve">Diagrama de Secuencia</w:t>
               <w:tab/>
-              <w:t xml:space="preserve">4</w:t>
+              <w:t xml:space="preserve">5</w:t>
             </w:r>
           </w:hyperlink>
           <w:r>
@@ -1803,6 +1907,108 @@
     <w:p>
       <w:pPr>
         <w:pStyle w:val="Heading1"/>
+        <w:widowControl w:val="0"/>
+        <w:tabs>
+          <w:tab w:val="left" w:leader="none" w:pos="0"/>
+        </w:tabs>
+        <w:spacing w:after="60" w:before="120" w:lineRule="auto"/>
+        <w:ind w:left="0"/>
+        <w:jc w:val="both"/>
+        <w:rPr/>
+      </w:pPr>
+      <w:bookmarkStart w:colFirst="0" w:colLast="0" w:name="_heading=h.gg31clqu5kzb" w:id="0"/>
+      <w:bookmarkEnd w:id="0"/>
+      <w:r>
+        <w:rPr>
+          <w:rtl w:val="0"/>
+        </w:rPr>
+        <w:t xml:space="preserve">Diagrama de Casos de Uso</w:t>
+      </w:r>
+    </w:p>
+    <w:p>
+      <w:pPr>
+        <w:tabs>
+          <w:tab w:val="left" w:leader="none" w:pos="0"/>
+        </w:tabs>
+        <w:jc w:val="center"/>
+        <w:rPr/>
+      </w:pPr>
+      <w:r>
+        <w:rPr/>
+        <w:drawing>
+          <wp:inline distB="114300" distT="114300" distL="114300" distR="114300">
+            <wp:extent cx="5399730" cy="4305300"/>
+            <wp:effectExtent b="0" l="0" r="0" t="0"/>
+            <wp:docPr id="71" name="image4.png"/>
+            <a:graphic>
+              <a:graphicData uri="http://schemas.openxmlformats.org/drawingml/2006/picture">
+                <pic:pic>
+                  <pic:nvPicPr>
+                    <pic:cNvPr id="0" name="image4.png"/>
+                    <pic:cNvPicPr preferRelativeResize="0"/>
+                  </pic:nvPicPr>
+                  <pic:blipFill>
+                    <a:blip r:embed="rId10"/>
+                    <a:srcRect b="0" l="0" r="0" t="0"/>
+                    <a:stretch>
+                      <a:fillRect/>
+                    </a:stretch>
+                  </pic:blipFill>
+                  <pic:spPr>
+                    <a:xfrm>
+                      <a:off x="0" y="0"/>
+                      <a:ext cx="5399730" cy="4305300"/>
+                    </a:xfrm>
+                    <a:prstGeom prst="rect"/>
+                    <a:ln/>
+                  </pic:spPr>
+                </pic:pic>
+              </a:graphicData>
+            </a:graphic>
+          </wp:inline>
+        </w:drawing>
+      </w:r>
+      <w:r>
+        <w:rPr>
+          <w:rtl w:val="0"/>
+        </w:rPr>
+      </w:r>
+    </w:p>
+    <w:p>
+      <w:pPr>
+        <w:tabs>
+          <w:tab w:val="left" w:leader="none" w:pos="0"/>
+        </w:tabs>
+        <w:jc w:val="center"/>
+        <w:rPr/>
+        <w:sectPr>
+          <w:headerReference r:id="rId11" w:type="default"/>
+          <w:footerReference r:id="rId12" w:type="default"/>
+          <w:pgSz w:h="16838" w:w="11906" w:orient="portrait"/>
+          <w:pgMar w:bottom="1417" w:top="1535" w:left="1701" w:right="1701" w:header="567" w:footer="572"/>
+          <w:pgNumType w:start="1"/>
+          <w:titlePg w:val="1"/>
+        </w:sectPr>
+      </w:pPr>
+      <w:r>
+        <w:rPr>
+          <w:b w:val="1"/>
+          <w:bCs w:val="1"/>
+          <w:sz w:val="28"/>
+          <w:szCs w:val="28"/>
+          <w:rtl w:val="0"/>
+        </w:rPr>
+        <w:t xml:space="preserve">Figura 1 – Diagrama de Casos de uso.</w:t>
+      </w:r>
+      <w:r>
+        <w:rPr>
+          <w:rtl w:val="0"/>
+        </w:rPr>
+      </w:r>
+    </w:p>
+    <w:p>
+      <w:pPr>
+        <w:pStyle w:val="Heading1"/>
         <w:keepNext w:val="1"/>
         <w:widowControl w:val="0"/>
         <w:tabs>
@@ -1811,22 +2017,6 @@
         <w:spacing w:after="60" w:before="120" w:lineRule="auto"/>
         <w:ind w:left="0" w:firstLine="0"/>
         <w:jc w:val="both"/>
-        <w:rPr/>
-      </w:pPr>
-      <w:bookmarkStart w:colFirst="0" w:colLast="0" w:name="_heading=h.ncnjke955axu" w:id="0"/>
-      <w:bookmarkEnd w:id="0"/>
-      <w:r>
-        <w:rPr>
-          <w:rtl w:val="0"/>
-        </w:rPr>
-        <w:t xml:space="preserve">Especificación del CU20: Registrar tiempo por cronómetro</w:t>
-      </w:r>
-    </w:p>
-    <w:p>
-      <w:pPr>
-        <w:pStyle w:val="Heading2"/>
-        <w:spacing w:after="60" w:before="120" w:lineRule="auto"/>
-        <w:ind w:left="0"/>
         <w:rPr>
           <w:rFonts w:ascii="Arial" w:cs="Arial" w:eastAsia="Arial" w:hAnsi="Arial"/>
           <w:color w:val="000000"/>
@@ -1834,8 +2024,14 @@
           <w:szCs w:val="22"/>
         </w:rPr>
       </w:pPr>
-      <w:bookmarkStart w:colFirst="0" w:colLast="0" w:name="_heading=h.v1atl8th7fni" w:id="1"/>
+      <w:bookmarkStart w:colFirst="0" w:colLast="0" w:name="_heading=h.ncnjke955axu" w:id="1"/>
       <w:bookmarkEnd w:id="1"/>
+      <w:r>
+        <w:rPr>
+          <w:rtl w:val="0"/>
+        </w:rPr>
+        <w:t xml:space="preserve">Especificación del CU20: Registrar tiempo por cronómetro</w:t>
+      </w:r>
       <w:r>
         <w:rPr>
           <w:rtl w:val="0"/>
@@ -1845,7 +2041,7 @@
     <w:sdt>
       <w:sdtPr>
         <w:lock w:val="contentLocked"/>
-        <w:id w:val="2106315793"/>
+        <w:id w:val="2009707914"/>
         <w:tag w:val="goog_rdk_0"/>
       </w:sdtPr>
       <w:sdtContent>
@@ -2530,6 +2726,7 @@
                   <w:rPr>
                     <w:rFonts w:ascii="Arial" w:cs="Arial" w:eastAsia="Arial" w:hAnsi="Arial"/>
                     <w:i w:val="1"/>
+                    <w:iCs w:val="1"/>
                     <w:rtl w:val="0"/>
                   </w:rPr>
                   <w:t xml:space="preserve">desplegarPantallaTiempos</w:t>
@@ -2687,6 +2884,7 @@
                   <w:ind w:left="0"/>
                   <w:rPr>
                     <w:rFonts w:ascii="Arial" w:cs="Arial" w:eastAsia="Arial" w:hAnsi="Arial"/>
+                    <w:u w:val="single"/>
                   </w:rPr>
                 </w:pPr>
                 <w:r>
@@ -2715,6 +2913,7 @@
                   <w:rPr>
                     <w:rFonts w:ascii="Arial" w:cs="Arial" w:eastAsia="Arial" w:hAnsi="Arial"/>
                     <w:i w:val="1"/>
+                    <w:iCs w:val="1"/>
                     <w:rtl w:val="0"/>
                   </w:rPr>
                   <w:t xml:space="preserve">validarEstadoTarea</w:t>
@@ -2724,7 +2923,7 @@
                     <w:rFonts w:ascii="Arial" w:cs="Arial" w:eastAsia="Arial" w:hAnsi="Arial"/>
                     <w:rtl w:val="0"/>
                   </w:rPr>
-                  <w:t xml:space="preserve"> a </w:t>
+                  <w:t xml:space="preserve"> a la </w:t>
                 </w:r>
                 <w:r>
                   <w:rPr>
@@ -2784,7 +2983,15 @@
                     <w:rFonts w:ascii="Arial" w:cs="Arial" w:eastAsia="Arial" w:hAnsi="Arial"/>
                     <w:rtl w:val="0"/>
                   </w:rPr>
-                  <w:t xml:space="preserve"> envía la solicita verificar el estado de la tarea.</w:t>
+                  <w:t xml:space="preserve"> envía la solicitud para verificar el estado de la tarea a la entidad </w:t>
+                </w:r>
+                <w:r>
+                  <w:rPr>
+                    <w:rFonts w:ascii="Arial" w:cs="Arial" w:eastAsia="Arial" w:hAnsi="Arial"/>
+                    <w:u w:val="single"/>
+                    <w:rtl w:val="0"/>
+                  </w:rPr>
+                  <w:t xml:space="preserve">Tarea.</w:t>
                 </w:r>
               </w:p>
             </w:tc>
@@ -2877,7 +3084,7 @@
                     <w:rFonts w:ascii="Arial" w:cs="Arial" w:eastAsia="Arial" w:hAnsi="Arial"/>
                     <w:rtl w:val="0"/>
                   </w:rPr>
-                  <w:t xml:space="preserve">El </w:t>
+                  <w:t xml:space="preserve">Si la Tarea retorna que el estado es válido, el </w:t>
                 </w:r>
                 <w:r>
                   <w:rPr>
@@ -2885,14 +3092,14 @@
                     <w:u w:val="single"/>
                     <w:rtl w:val="0"/>
                   </w:rPr>
-                  <w:t xml:space="preserve">ManejadorTarea </w:t>
-                </w:r>
-                <w:r>
-                  <w:rPr>
-                    <w:rFonts w:ascii="Arial" w:cs="Arial" w:eastAsia="Arial" w:hAnsi="Arial"/>
-                    <w:rtl w:val="0"/>
-                  </w:rPr>
-                  <w:t xml:space="preserve">solicita al </w:t>
+                  <w:t xml:space="preserve">ManejadorTarea</w:t>
+                </w:r>
+                <w:r>
+                  <w:rPr>
+                    <w:rFonts w:ascii="Arial" w:cs="Arial" w:eastAsia="Arial" w:hAnsi="Arial"/>
+                    <w:rtl w:val="0"/>
+                  </w:rPr>
+                  <w:t xml:space="preserve"> solicita al </w:t>
                 </w:r>
                 <w:r>
                   <w:rPr>
@@ -2900,14 +3107,14 @@
                     <w:u w:val="single"/>
                     <w:rtl w:val="0"/>
                   </w:rPr>
-                  <w:t xml:space="preserve">ManejadorRegistroTiempo </w:t>
-                </w:r>
-                <w:r>
-                  <w:rPr>
-                    <w:rFonts w:ascii="Arial" w:cs="Arial" w:eastAsia="Arial" w:hAnsi="Arial"/>
-                    <w:rtl w:val="0"/>
-                  </w:rPr>
-                  <w:t xml:space="preserve">iniciar el cronómetro.</w:t>
+                  <w:t xml:space="preserve">ManejadorRegistroTiempo</w:t>
+                </w:r>
+                <w:r>
+                  <w:rPr>
+                    <w:rFonts w:ascii="Arial" w:cs="Arial" w:eastAsia="Arial" w:hAnsi="Arial"/>
+                    <w:rtl w:val="0"/>
+                  </w:rPr>
+                  <w:t xml:space="preserve"> iniciar el cronómetro.</w:t>
                 </w:r>
               </w:p>
             </w:tc>
@@ -3138,7 +3345,7 @@
                     <w:rFonts w:ascii="Arial" w:cs="Arial" w:eastAsia="Arial" w:hAnsi="Arial"/>
                     <w:rtl w:val="0"/>
                   </w:rPr>
-                  <w:t xml:space="preserve"> envía el evento </w:t>
+                  <w:t xml:space="preserve"> envía el evento pausarCronometro a la </w:t>
                 </w:r>
                 <w:r>
                   <w:rPr>
@@ -3146,14 +3353,31 @@
                     <w:u w:val="single"/>
                     <w:rtl w:val="0"/>
                   </w:rPr>
-                  <w:t xml:space="preserve">pausarCronometro</w:t>
-                </w:r>
-                <w:r>
-                  <w:rPr>
-                    <w:rFonts w:ascii="Arial" w:cs="Arial" w:eastAsia="Arial" w:hAnsi="Arial"/>
-                    <w:rtl w:val="0"/>
-                  </w:rPr>
-                  <w:t xml:space="preserve"> a la </w:t>
+                  <w:t xml:space="preserve">InterfazUsuario</w:t>
+                </w:r>
+                <w:r>
+                  <w:rPr>
+                    <w:rFonts w:ascii="Arial" w:cs="Arial" w:eastAsia="Arial" w:hAnsi="Arial"/>
+                    <w:rtl w:val="0"/>
+                  </w:rPr>
+                  <w:t xml:space="preserve">.</w:t>
+                </w:r>
+              </w:p>
+              <w:p>
+                <w:pPr>
+                  <w:widowControl w:val="0"/>
+                  <w:spacing w:before="0" w:line="240" w:lineRule="auto"/>
+                  <w:ind w:left="0"/>
+                  <w:rPr>
+                    <w:rFonts w:ascii="Arial" w:cs="Arial" w:eastAsia="Arial" w:hAnsi="Arial"/>
+                  </w:rPr>
+                </w:pPr>
+                <w:r>
+                  <w:rPr>
+                    <w:rFonts w:ascii="Arial" w:cs="Arial" w:eastAsia="Arial" w:hAnsi="Arial"/>
+                    <w:rtl w:val="0"/>
+                  </w:rPr>
+                  <w:t xml:space="preserve">La </w:t>
                 </w:r>
                 <w:r>
                   <w:rPr>
@@ -3168,7 +3392,7 @@
                     <w:rFonts w:ascii="Arial" w:cs="Arial" w:eastAsia="Arial" w:hAnsi="Arial"/>
                     <w:rtl w:val="0"/>
                   </w:rPr>
-                  <w:t xml:space="preserve">. La InterfazUsuario envía </w:t>
+                  <w:t xml:space="preserve"> envía el evento al </w:t>
                 </w:r>
                 <w:r>
                   <w:rPr>
@@ -3176,14 +3400,14 @@
                     <w:u w:val="single"/>
                     <w:rtl w:val="0"/>
                   </w:rPr>
-                  <w:t xml:space="preserve">el </w:t>
-                </w:r>
-                <w:r>
-                  <w:rPr>
-                    <w:rFonts w:ascii="Arial" w:cs="Arial" w:eastAsia="Arial" w:hAnsi="Arial"/>
-                    <w:rtl w:val="0"/>
-                  </w:rPr>
-                  <w:t xml:space="preserve">evento al </w:t>
+                  <w:t xml:space="preserve">ManejadorRegistroTiempo</w:t>
+                </w:r>
+                <w:r>
+                  <w:rPr>
+                    <w:rFonts w:ascii="Arial" w:cs="Arial" w:eastAsia="Arial" w:hAnsi="Arial"/>
+                    <w:rtl w:val="0"/>
+                  </w:rPr>
+                  <w:t xml:space="preserve">, quien solicita al </w:t>
                 </w:r>
                 <w:r>
                   <w:rPr>
@@ -3191,6 +3415,53 @@
                     <w:u w:val="single"/>
                     <w:rtl w:val="0"/>
                   </w:rPr>
+                  <w:t xml:space="preserve">RegistroTiempo</w:t>
+                </w:r>
+                <w:r>
+                  <w:rPr>
+                    <w:rFonts w:ascii="Arial" w:cs="Arial" w:eastAsia="Arial" w:hAnsi="Arial"/>
+                    <w:rtl w:val="0"/>
+                  </w:rPr>
+                  <w:t xml:space="preserve"> pausar el cronómetro y calcular la duración registrada.</w:t>
+                </w:r>
+              </w:p>
+              <w:p>
+                <w:pPr>
+                  <w:widowControl w:val="0"/>
+                  <w:spacing w:before="0" w:line="240" w:lineRule="auto"/>
+                  <w:ind w:left="0"/>
+                  <w:rPr>
+                    <w:rFonts w:ascii="Arial" w:cs="Arial" w:eastAsia="Arial" w:hAnsi="Arial"/>
+                  </w:rPr>
+                </w:pPr>
+                <w:r>
+                  <w:rPr>
+                    <w:rFonts w:ascii="Arial" w:cs="Arial" w:eastAsia="Arial" w:hAnsi="Arial"/>
+                    <w:rtl w:val="0"/>
+                  </w:rPr>
+                  <w:t xml:space="preserve">El </w:t>
+                </w:r>
+                <w:r>
+                  <w:rPr>
+                    <w:rFonts w:ascii="Arial" w:cs="Arial" w:eastAsia="Arial" w:hAnsi="Arial"/>
+                    <w:u w:val="single"/>
+                    <w:rtl w:val="0"/>
+                  </w:rPr>
+                  <w:t xml:space="preserve">RegistroTiempo</w:t>
+                </w:r>
+                <w:r>
+                  <w:rPr>
+                    <w:rFonts w:ascii="Arial" w:cs="Arial" w:eastAsia="Arial" w:hAnsi="Arial"/>
+                    <w:rtl w:val="0"/>
+                  </w:rPr>
+                  <w:t xml:space="preserve"> devuelve la duración al </w:t>
+                </w:r>
+                <w:r>
+                  <w:rPr>
+                    <w:rFonts w:ascii="Arial" w:cs="Arial" w:eastAsia="Arial" w:hAnsi="Arial"/>
+                    <w:u w:val="single"/>
+                    <w:rtl w:val="0"/>
+                  </w:rPr>
                   <w:t xml:space="preserve">ManejadorRegistroTiempo</w:t>
                 </w:r>
                 <w:r>
@@ -3198,7 +3469,24 @@
                     <w:rFonts w:ascii="Arial" w:cs="Arial" w:eastAsia="Arial" w:hAnsi="Arial"/>
                     <w:rtl w:val="0"/>
                   </w:rPr>
-                  <w:t xml:space="preserve">, quien lo envía a la </w:t>
+                  <w:t xml:space="preserve">.</w:t>
+                </w:r>
+              </w:p>
+              <w:p>
+                <w:pPr>
+                  <w:widowControl w:val="0"/>
+                  <w:spacing w:before="0" w:line="240" w:lineRule="auto"/>
+                  <w:ind w:left="0"/>
+                  <w:rPr>
+                    <w:rFonts w:ascii="Arial" w:cs="Arial" w:eastAsia="Arial" w:hAnsi="Arial"/>
+                  </w:rPr>
+                </w:pPr>
+                <w:r>
+                  <w:rPr>
+                    <w:rFonts w:ascii="Arial" w:cs="Arial" w:eastAsia="Arial" w:hAnsi="Arial"/>
+                    <w:rtl w:val="0"/>
+                  </w:rPr>
+                  <w:t xml:space="preserve">El </w:t>
                 </w:r>
                 <w:r>
                   <w:rPr>
@@ -3206,6 +3494,21 @@
                     <w:u w:val="single"/>
                     <w:rtl w:val="0"/>
                   </w:rPr>
+                  <w:t xml:space="preserve">ManejadorRegistroTiempo</w:t>
+                </w:r>
+                <w:r>
+                  <w:rPr>
+                    <w:rFonts w:ascii="Arial" w:cs="Arial" w:eastAsia="Arial" w:hAnsi="Arial"/>
+                    <w:rtl w:val="0"/>
+                  </w:rPr>
+                  <w:t xml:space="preserve"> solicita al </w:t>
+                </w:r>
+                <w:r>
+                  <w:rPr>
+                    <w:rFonts w:ascii="Arial" w:cs="Arial" w:eastAsia="Arial" w:hAnsi="Arial"/>
+                    <w:u w:val="single"/>
+                    <w:rtl w:val="0"/>
+                  </w:rPr>
                   <w:t xml:space="preserve">ManejadorTarea</w:t>
                 </w:r>
                 <w:r>
@@ -3213,7 +3516,24 @@
                     <w:rFonts w:ascii="Arial" w:cs="Arial" w:eastAsia="Arial" w:hAnsi="Arial"/>
                     <w:rtl w:val="0"/>
                   </w:rPr>
-                  <w:t xml:space="preserve">. El </w:t>
+                  <w:t xml:space="preserve"> actualizar el tiempo total acumulado de la tarea.</w:t>
+                </w:r>
+              </w:p>
+              <w:p>
+                <w:pPr>
+                  <w:widowControl w:val="0"/>
+                  <w:spacing w:before="0" w:line="240" w:lineRule="auto"/>
+                  <w:ind w:left="0"/>
+                  <w:rPr>
+                    <w:rFonts w:ascii="Arial" w:cs="Arial" w:eastAsia="Arial" w:hAnsi="Arial"/>
+                  </w:rPr>
+                </w:pPr>
+                <w:r>
+                  <w:rPr>
+                    <w:rFonts w:ascii="Arial" w:cs="Arial" w:eastAsia="Arial" w:hAnsi="Arial"/>
+                    <w:rtl w:val="0"/>
+                  </w:rPr>
+                  <w:t xml:space="preserve">El </w:t>
                 </w:r>
                 <w:r>
                   <w:rPr>
@@ -3228,7 +3548,7 @@
                     <w:rFonts w:ascii="Arial" w:cs="Arial" w:eastAsia="Arial" w:hAnsi="Arial"/>
                     <w:rtl w:val="0"/>
                   </w:rPr>
-                  <w:t xml:space="preserve"> envía el evento </w:t>
+                  <w:t xml:space="preserve"> actualiza la información de la Tarea y solicita a la InterfazBDD guardar el </w:t>
                 </w:r>
                 <w:r>
                   <w:rPr>
@@ -3236,14 +3556,31 @@
                     <w:u w:val="single"/>
                     <w:rtl w:val="0"/>
                   </w:rPr>
-                  <w:t xml:space="preserve">registrarTiempo</w:t>
-                </w:r>
-                <w:r>
-                  <w:rPr>
-                    <w:rFonts w:ascii="Arial" w:cs="Arial" w:eastAsia="Arial" w:hAnsi="Arial"/>
-                    <w:rtl w:val="0"/>
-                  </w:rPr>
-                  <w:t xml:space="preserve"> a la </w:t>
+                  <w:t xml:space="preserve">RegistroTiempo</w:t>
+                </w:r>
+                <w:r>
+                  <w:rPr>
+                    <w:rFonts w:ascii="Arial" w:cs="Arial" w:eastAsia="Arial" w:hAnsi="Arial"/>
+                    <w:rtl w:val="0"/>
+                  </w:rPr>
+                  <w:t xml:space="preserve">.</w:t>
+                </w:r>
+              </w:p>
+              <w:p>
+                <w:pPr>
+                  <w:widowControl w:val="0"/>
+                  <w:spacing w:before="0" w:line="240" w:lineRule="auto"/>
+                  <w:ind w:left="0"/>
+                  <w:rPr>
+                    <w:rFonts w:ascii="Arial" w:cs="Arial" w:eastAsia="Arial" w:hAnsi="Arial"/>
+                  </w:rPr>
+                </w:pPr>
+                <w:r>
+                  <w:rPr>
+                    <w:rFonts w:ascii="Arial" w:cs="Arial" w:eastAsia="Arial" w:hAnsi="Arial"/>
+                    <w:rtl w:val="0"/>
+                  </w:rPr>
+                  <w:t xml:space="preserve">La </w:t>
                 </w:r>
                 <w:r>
                   <w:rPr>
@@ -3258,52 +3595,7 @@
                     <w:rFonts w:ascii="Arial" w:cs="Arial" w:eastAsia="Arial" w:hAnsi="Arial"/>
                     <w:rtl w:val="0"/>
                   </w:rPr>
-                  <w:t xml:space="preserve">. La </w:t>
-                </w:r>
-                <w:r>
-                  <w:rPr>
-                    <w:rFonts w:ascii="Arial" w:cs="Arial" w:eastAsia="Arial" w:hAnsi="Arial"/>
-                    <w:u w:val="single"/>
-                    <w:rtl w:val="0"/>
-                  </w:rPr>
-                  <w:t xml:space="preserve">InterfazBDD </w:t>
-                </w:r>
-                <w:r>
-                  <w:rPr>
-                    <w:rFonts w:ascii="Arial" w:cs="Arial" w:eastAsia="Arial" w:hAnsi="Arial"/>
-                    <w:rtl w:val="0"/>
-                  </w:rPr>
-                  <w:t xml:space="preserve">envía el evento a la </w:t>
-                </w:r>
-                <w:r>
-                  <w:rPr>
-                    <w:rFonts w:ascii="Arial" w:cs="Arial" w:eastAsia="Arial" w:hAnsi="Arial"/>
-                    <w:u w:val="single"/>
-                    <w:rtl w:val="0"/>
-                  </w:rPr>
-                  <w:t xml:space="preserve">BDD</w:t>
-                </w:r>
-                <w:r>
-                  <w:rPr>
-                    <w:rFonts w:ascii="Arial" w:cs="Arial" w:eastAsia="Arial" w:hAnsi="Arial"/>
-                    <w:rtl w:val="0"/>
-                  </w:rPr>
-                  <w:t xml:space="preserve">. La </w:t>
-                </w:r>
-                <w:r>
-                  <w:rPr>
-                    <w:rFonts w:ascii="Arial" w:cs="Arial" w:eastAsia="Arial" w:hAnsi="Arial"/>
-                    <w:u w:val="single"/>
-                    <w:rtl w:val="0"/>
-                  </w:rPr>
-                  <w:t xml:space="preserve">BDD</w:t>
-                </w:r>
-                <w:r>
-                  <w:rPr>
-                    <w:rFonts w:ascii="Arial" w:cs="Arial" w:eastAsia="Arial" w:hAnsi="Arial"/>
-                    <w:rtl w:val="0"/>
-                  </w:rPr>
-                  <w:t xml:space="preserve"> lo valida y actualiza los datos.</w:t>
+                  <w:t xml:space="preserve"> envía la información a la BDD, donde se almacena el registro.</w:t>
                 </w:r>
               </w:p>
             </w:tc>
@@ -3561,7 +3853,7 @@
                     <w:rFonts w:ascii="Arial" w:cs="Arial" w:eastAsia="Arial" w:hAnsi="Arial"/>
                     <w:rtl w:val="0"/>
                   </w:rPr>
-                  <w:t xml:space="preserve"> . En la </w:t>
+                  <w:t xml:space="preserve">. En la </w:t>
                 </w:r>
                 <w:r>
                   <w:rPr>
@@ -3590,6 +3882,7 @@
         <w:ind w:left="0"/>
         <w:rPr>
           <w:i w:val="1"/>
+          <w:iCs w:val="1"/>
           <w:color w:val="548dd4"/>
         </w:rPr>
       </w:pPr>
@@ -3642,7 +3935,9 @@
         <w:rPr>
           <w:rFonts w:ascii="Calibri" w:cs="Calibri" w:eastAsia="Calibri" w:hAnsi="Calibri"/>
           <w:b w:val="0"/>
+          <w:bCs w:val="0"/>
           <w:i w:val="0"/>
+          <w:iCs w:val="0"/>
           <w:smallCaps w:val="0"/>
           <w:strike w:val="0"/>
           <w:color w:val="000000"/>
@@ -3656,22 +3951,23 @@
       <w:r>
         <w:rPr>
           <w:i w:val="1"/>
+          <w:iCs w:val="1"/>
           <w:color w:val="548dd4"/>
         </w:rPr>
         <w:drawing>
           <wp:inline distB="114300" distT="114300" distL="114300" distR="114300">
-            <wp:extent cx="5399730" cy="3594100"/>
+            <wp:extent cx="5399730" cy="3797300"/>
             <wp:effectExtent b="0" l="0" r="0" t="0"/>
-            <wp:docPr id="66" name="image3.png"/>
+            <wp:docPr id="66" name="image5.png"/>
             <a:graphic>
               <a:graphicData uri="http://schemas.openxmlformats.org/drawingml/2006/picture">
                 <pic:pic>
                   <pic:nvPicPr>
-                    <pic:cNvPr id="0" name="image3.png"/>
+                    <pic:cNvPr id="0" name="image5.png"/>
                     <pic:cNvPicPr preferRelativeResize="0"/>
                   </pic:nvPicPr>
                   <pic:blipFill>
-                    <a:blip r:embed="rId10"/>
+                    <a:blip r:embed="rId13"/>
                     <a:srcRect b="0" l="0" r="0" t="0"/>
                     <a:stretch>
                       <a:fillRect/>
@@ -3680,7 +3976,7 @@
                   <pic:spPr>
                     <a:xfrm>
                       <a:off x="0" y="0"/>
-                      <a:ext cx="5399730" cy="3594100"/>
+                      <a:ext cx="5399730" cy="3797300"/>
                     </a:xfrm>
                     <a:prstGeom prst="rect"/>
                     <a:ln/>
@@ -3720,7 +4016,9 @@
         <w:rPr>
           <w:rFonts w:ascii="Calibri" w:cs="Calibri" w:eastAsia="Calibri" w:hAnsi="Calibri"/>
           <w:b w:val="0"/>
+          <w:bCs w:val="0"/>
           <w:i w:val="1"/>
+          <w:iCs w:val="1"/>
           <w:smallCaps w:val="0"/>
           <w:strike w:val="0"/>
           <w:color w:val="548dd4"/>
@@ -3735,7 +4033,9 @@
         <w:rPr>
           <w:rFonts w:ascii="Calibri" w:cs="Calibri" w:eastAsia="Calibri" w:hAnsi="Calibri"/>
           <w:b w:val="0"/>
+          <w:bCs w:val="0"/>
           <w:i w:val="1"/>
+          <w:iCs w:val="1"/>
           <w:smallCaps w:val="0"/>
           <w:strike w:val="0"/>
           <w:color w:val="548dd4"/>
@@ -3772,7 +4072,9 @@
         <w:rPr>
           <w:rFonts w:ascii="Calibri" w:cs="Calibri" w:eastAsia="Calibri" w:hAnsi="Calibri"/>
           <w:b w:val="0"/>
+          <w:bCs w:val="0"/>
           <w:i w:val="1"/>
+          <w:iCs w:val="1"/>
           <w:smallCaps w:val="0"/>
           <w:strike w:val="0"/>
           <w:color w:val="548dd4"/>
@@ -3812,7 +4114,9 @@
         <w:rPr>
           <w:rFonts w:ascii="Calibri" w:cs="Calibri" w:eastAsia="Calibri" w:hAnsi="Calibri"/>
           <w:b w:val="0"/>
+          <w:bCs w:val="0"/>
           <w:i w:val="1"/>
+          <w:iCs w:val="1"/>
           <w:smallCaps w:val="0"/>
           <w:strike w:val="0"/>
           <w:color w:val="548dd4"/>
@@ -3852,7 +4156,9 @@
         <w:rPr>
           <w:rFonts w:ascii="Calibri" w:cs="Calibri" w:eastAsia="Calibri" w:hAnsi="Calibri"/>
           <w:b w:val="0"/>
+          <w:bCs w:val="0"/>
           <w:i w:val="1"/>
+          <w:iCs w:val="1"/>
           <w:smallCaps w:val="0"/>
           <w:strike w:val="0"/>
           <w:color w:val="548dd4"/>
@@ -3889,7 +4195,9 @@
         <w:rPr>
           <w:rFonts w:ascii="Calibri" w:cs="Calibri" w:eastAsia="Calibri" w:hAnsi="Calibri"/>
           <w:b w:val="0"/>
+          <w:bCs w:val="0"/>
           <w:i w:val="0"/>
+          <w:iCs w:val="0"/>
           <w:smallCaps w:val="0"/>
           <w:strike w:val="0"/>
           <w:color w:val="000000"/>
@@ -3926,7 +4234,9 @@
         <w:rPr>
           <w:rFonts w:ascii="Calibri" w:cs="Calibri" w:eastAsia="Calibri" w:hAnsi="Calibri"/>
           <w:b w:val="0"/>
+          <w:bCs w:val="0"/>
           <w:i w:val="0"/>
+          <w:iCs w:val="0"/>
           <w:smallCaps w:val="0"/>
           <w:strike w:val="0"/>
           <w:color w:val="000000"/>
@@ -3963,7 +4273,9 @@
         <w:rPr>
           <w:rFonts w:ascii="Cambria" w:cs="Cambria" w:eastAsia="Cambria" w:hAnsi="Cambria"/>
           <w:b w:val="1"/>
+          <w:bCs w:val="1"/>
           <w:i w:val="0"/>
+          <w:iCs w:val="0"/>
           <w:smallCaps w:val="0"/>
           <w:strike w:val="0"/>
           <w:color w:val="4f81bd"/>
@@ -3981,12 +4293,9 @@
       </w:r>
     </w:p>
     <w:sectPr>
-      <w:headerReference r:id="rId11" w:type="default"/>
-      <w:footerReference r:id="rId12" w:type="default"/>
+      <w:type w:val="nextPage"/>
       <w:pgSz w:h="16838" w:w="11906" w:orient="portrait"/>
       <w:pgMar w:bottom="1417" w:top="1535" w:left="1701" w:right="1701" w:header="567" w:footer="572"/>
-      <w:pgNumType w:start="1"/>
-      <w:titlePg w:val="1"/>
     </w:sectPr>
   </w:body>
 </w:document>
@@ -4254,12 +4563,12 @@
               <wp:extent cx="7549515" cy="815340"/>
               <wp:effectExtent b="0" l="0" r="0" t="0"/>
               <wp:wrapNone/>
-              <wp:docPr id="54" name="image5.png"/>
+              <wp:docPr id="54" name="image6.png"/>
               <a:graphic>
                 <a:graphicData uri="http://schemas.openxmlformats.org/drawingml/2006/picture">
                   <pic:pic>
                     <pic:nvPicPr>
-                      <pic:cNvPr id="0" name="image5.png"/>
+                      <pic:cNvPr id="0" name="image6.png"/>
                       <pic:cNvPicPr preferRelativeResize="0"/>
                     </pic:nvPicPr>
                     <pic:blipFill>
@@ -4361,12 +4670,12 @@
               <wp:extent cx="116205" cy="837565"/>
               <wp:effectExtent b="0" l="0" r="0" t="0"/>
               <wp:wrapNone/>
-              <wp:docPr id="65" name="image16.png"/>
+              <wp:docPr id="65" name="image17.png"/>
               <a:graphic>
                 <a:graphicData uri="http://schemas.openxmlformats.org/drawingml/2006/picture">
                   <pic:pic>
                     <pic:nvPicPr>
-                      <pic:cNvPr id="0" name="image16.png"/>
+                      <pic:cNvPr id="0" name="image17.png"/>
                       <pic:cNvPicPr preferRelativeResize="0"/>
                     </pic:nvPicPr>
                     <pic:blipFill>
@@ -4468,12 +4777,12 @@
               <wp:extent cx="116205" cy="824230"/>
               <wp:effectExtent b="0" l="0" r="0" t="0"/>
               <wp:wrapNone/>
-              <wp:docPr id="61" name="image12.png"/>
+              <wp:docPr id="61" name="image13.png"/>
               <a:graphic>
                 <a:graphicData uri="http://schemas.openxmlformats.org/drawingml/2006/picture">
                   <pic:pic>
                     <pic:nvPicPr>
-                      <pic:cNvPr id="0" name="image12.png"/>
+                      <pic:cNvPr id="0" name="image13.png"/>
                       <pic:cNvPicPr preferRelativeResize="0"/>
                     </pic:nvPicPr>
                     <pic:blipFill>
@@ -4575,12 +4884,12 @@
               <wp:extent cx="116205" cy="824230"/>
               <wp:effectExtent b="0" l="0" r="0" t="0"/>
               <wp:wrapNone/>
-              <wp:docPr id="58" name="image9.png"/>
+              <wp:docPr id="58" name="image10.png"/>
               <a:graphic>
                 <a:graphicData uri="http://schemas.openxmlformats.org/drawingml/2006/picture">
                   <pic:pic>
                     <pic:nvPicPr>
-                      <pic:cNvPr id="0" name="image9.png"/>
+                      <pic:cNvPr id="0" name="image10.png"/>
                       <pic:cNvPicPr preferRelativeResize="0"/>
                     </pic:nvPicPr>
                     <pic:blipFill>
@@ -4682,12 +4991,12 @@
               <wp:extent cx="116205" cy="837565"/>
               <wp:effectExtent b="0" l="0" r="0" t="0"/>
               <wp:wrapNone/>
-              <wp:docPr id="55" name="image6.png"/>
+              <wp:docPr id="55" name="image7.png"/>
               <a:graphic>
                 <a:graphicData uri="http://schemas.openxmlformats.org/drawingml/2006/picture">
                   <pic:pic>
                     <pic:nvPicPr>
-                      <pic:cNvPr id="0" name="image6.png"/>
+                      <pic:cNvPr id="0" name="image7.png"/>
                       <pic:cNvPicPr preferRelativeResize="0"/>
                     </pic:nvPicPr>
                     <pic:blipFill>
@@ -4983,12 +5292,12 @@
               <wp:extent cx="7549515" cy="815340"/>
               <wp:effectExtent b="0" l="0" r="0" t="0"/>
               <wp:wrapNone/>
-              <wp:docPr id="57" name="image8.png"/>
+              <wp:docPr id="57" name="image9.png"/>
               <a:graphic>
                 <a:graphicData uri="http://schemas.openxmlformats.org/drawingml/2006/picture">
                   <pic:pic>
                     <pic:nvPicPr>
-                      <pic:cNvPr id="0" name="image8.png"/>
+                      <pic:cNvPr id="0" name="image9.png"/>
                       <pic:cNvPicPr preferRelativeResize="0"/>
                     </pic:nvPicPr>
                     <pic:blipFill>
@@ -5030,12 +5339,12 @@
           <wp:extent cx="669290" cy="669290"/>
           <wp:effectExtent b="0" l="0" r="0" t="0"/>
           <wp:wrapSquare wrapText="bothSides" distB="0" distT="0" distL="114300" distR="114300"/>
-          <wp:docPr descr="psi-negro.png" id="67" name="image1.png"/>
+          <wp:docPr descr="psi-negro.png" id="67" name="image3.png"/>
           <a:graphic>
             <a:graphicData uri="http://schemas.openxmlformats.org/drawingml/2006/picture">
               <pic:pic>
                 <pic:nvPicPr>
-                  <pic:cNvPr descr="psi-negro.png" id="0" name="image1.png"/>
+                  <pic:cNvPr descr="psi-negro.png" id="0" name="image3.png"/>
                   <pic:cNvPicPr preferRelativeResize="0"/>
                 </pic:nvPicPr>
                 <pic:blipFill>
@@ -5075,12 +5384,12 @@
           <wp:extent cx="425450" cy="666750"/>
           <wp:effectExtent b="0" l="0" r="0" t="0"/>
           <wp:wrapSquare wrapText="bothSides" distB="0" distT="0" distL="114300" distR="114300"/>
-          <wp:docPr descr="UNPA.JPG" id="68" name="image2.jpg"/>
+          <wp:docPr descr="UNPA.JPG" id="68" name="image1.jpg"/>
           <a:graphic>
             <a:graphicData uri="http://schemas.openxmlformats.org/drawingml/2006/picture">
               <pic:pic>
                 <pic:nvPicPr>
-                  <pic:cNvPr descr="UNPA.JPG" id="0" name="image2.jpg"/>
+                  <pic:cNvPr descr="UNPA.JPG" id="0" name="image1.jpg"/>
                   <pic:cNvPicPr preferRelativeResize="0"/>
                 </pic:nvPicPr>
                 <pic:blipFill>
@@ -5183,12 +5492,12 @@
               <wp:extent cx="116205" cy="824230"/>
               <wp:effectExtent b="0" l="0" r="0" t="0"/>
               <wp:wrapNone/>
-              <wp:docPr id="56" name="image7.png"/>
+              <wp:docPr id="56" name="image8.png"/>
               <a:graphic>
                 <a:graphicData uri="http://schemas.openxmlformats.org/drawingml/2006/picture">
                   <pic:pic>
                     <pic:nvPicPr>
-                      <pic:cNvPr id="0" name="image7.png"/>
+                      <pic:cNvPr id="0" name="image8.png"/>
                       <pic:cNvPicPr preferRelativeResize="0"/>
                     </pic:nvPicPr>
                     <pic:blipFill>
@@ -5293,12 +5602,12 @@
               <wp:extent cx="116205" cy="824865"/>
               <wp:effectExtent b="0" l="0" r="0" t="0"/>
               <wp:wrapNone/>
-              <wp:docPr id="59" name="image10.png"/>
+              <wp:docPr id="59" name="image11.png"/>
               <a:graphic>
                 <a:graphicData uri="http://schemas.openxmlformats.org/drawingml/2006/picture">
                   <pic:pic>
                     <pic:nvPicPr>
-                      <pic:cNvPr id="0" name="image10.png"/>
+                      <pic:cNvPr id="0" name="image11.png"/>
                       <pic:cNvPicPr preferRelativeResize="0"/>
                     </pic:nvPicPr>
                     <pic:blipFill>
@@ -5414,6 +5723,7 @@
     <w:rPr>
       <w:rFonts w:ascii="Cambria" w:cs="Cambria" w:eastAsia="Cambria" w:hAnsi="Cambria"/>
       <w:b w:val="1"/>
+      <w:bCs w:val="1"/>
       <w:color w:val="366091"/>
       <w:sz w:val="28"/>
       <w:szCs w:val="28"/>
@@ -5430,6 +5740,7 @@
     <w:rPr>
       <w:rFonts w:ascii="Cambria" w:cs="Cambria" w:eastAsia="Cambria" w:hAnsi="Cambria"/>
       <w:b w:val="1"/>
+      <w:bCs w:val="1"/>
       <w:color w:val="4f81bd"/>
       <w:sz w:val="26"/>
       <w:szCs w:val="26"/>
@@ -5446,6 +5757,7 @@
     <w:rPr>
       <w:rFonts w:ascii="Cambria" w:cs="Cambria" w:eastAsia="Cambria" w:hAnsi="Cambria"/>
       <w:b w:val="1"/>
+      <w:bCs w:val="1"/>
       <w:color w:val="4f81bd"/>
     </w:rPr>
   </w:style>
@@ -5460,7 +5772,9 @@
     <w:rPr>
       <w:rFonts w:ascii="Cambria" w:cs="Cambria" w:eastAsia="Cambria" w:hAnsi="Cambria"/>
       <w:b w:val="1"/>
+      <w:bCs w:val="1"/>
       <w:i w:val="1"/>
+      <w:iCs w:val="1"/>
       <w:color w:val="4f81bd"/>
     </w:rPr>
   </w:style>
@@ -5489,6 +5803,7 @@
     <w:rPr>
       <w:rFonts w:ascii="Times New Roman" w:cs="Times New Roman" w:eastAsia="Times New Roman" w:hAnsi="Times New Roman"/>
       <w:i w:val="1"/>
+      <w:iCs w:val="1"/>
     </w:rPr>
   </w:style>
   <w:style w:type="paragraph" w:styleId="Title">
@@ -6324,6 +6639,7 @@
     <w:rPr>
       <w:rFonts w:ascii="Georgia" w:cs="Georgia" w:eastAsia="Georgia" w:hAnsi="Georgia"/>
       <w:i w:val="1"/>
+      <w:iCs w:val="1"/>
       <w:color w:val="666666"/>
       <w:sz w:val="48"/>
       <w:szCs w:val="48"/>
@@ -6624,7 +6940,7 @@
 
 <file path=customXML/item1.xml><?xml version="1.0" encoding="utf-8"?>
 <go:gDocsCustomXmlDataStorage xmlns:go="http://customooxmlschemas.google.com/" xmlns:r="http://schemas.openxmlformats.org/officeDocument/2006/relationships" uri="GoogleDocsCustomDataVersion2">
-  <go:docsCustomData xmlns:go="http://customooxmlschemas.google.com/" roundtripDataSignature="AMtx7mhetrQfi2OJAU9Ep04Nf6NRtj9oXg==">CgMxLjAaHwoBMBIaChgICVIUChJ0YWJsZS5rbXdrNHhpdTBrczIyDmgubmNuamtlOTU1YXh1Mg5oLnYxYXRsOHRoN2ZuaTIOaC44NjA2aXVkMTQ2bHc4AHIhMTlBeWpFLW5hMHZNS19PYUNWalVqVTQ1TkU4ODBVRVdr</go:docsCustomData>
+  <go:docsCustomData xmlns:go="http://customooxmlschemas.google.com/" roundtripDataSignature="AMtx7mh1Q6YFbbLT8wRfBUNZNHvVI3QaGA==">CgMxLjAaHwoBMBIaChgICVIUChJ0YWJsZS5rbXdrNHhpdTBrczIyDmguZ2czMWNscXU1a3piMg5oLm5jbmprZTk1NWF4dTIOaC44NjA2aXVkMTQ2bHc4AHIhMTlBeWpFLW5hMHZNS19PYUNWalVqVTQ1TkU4ODBVRVdr</go:docsCustomData>
 </go:gDocsCustomXmlDataStorage>
 </file>
 
